--- a/Files/06 - Yom Tov/12 - Hoshana Raba/5785/Hoshana Raba 5785.docx
+++ b/Files/06 - Yom Tov/12 - Hoshana Raba/5785/Hoshana Raba 5785.docx
@@ -408,7 +408,7 @@
         <w:rPr>
           <w:rFonts w:ascii="Times New Roman" w:hAnsi="Times New Roman" w:cs="Times New Roman"/>
         </w:rPr>
-        <w:t xml:space="preserve"> phrases we says</w:t>
+        <w:t xml:space="preserve"> phrases we say</w:t>
       </w:r>
       <w:r>
         <w:rPr>
@@ -764,7 +764,13 @@
         <w:rPr>
           <w:rFonts w:ascii="Times New Roman" w:hAnsi="Times New Roman" w:cs="Times New Roman"/>
         </w:rPr>
-        <w:t>n in the tempestuous waters. R’</w:t>
+        <w:t>n in the tempestuous waters. R</w:t>
+      </w:r>
+      <w:r>
+        <w:rPr>
+          <w:rFonts w:ascii="Times New Roman" w:hAnsi="Times New Roman" w:cs="Times New Roman"/>
+        </w:rPr>
+        <w:t>’</w:t>
       </w:r>
       <w:r>
         <w:rPr>
@@ -782,7 +788,13 @@
         <w:rPr>
           <w:rFonts w:ascii="Times New Roman" w:hAnsi="Times New Roman" w:cs="Times New Roman"/>
         </w:rPr>
-        <w:t xml:space="preserve">attempted valiantly to hang on to his two children and swim to shore, but he could not. </w:t>
+        <w:t xml:space="preserve">valiantly </w:t>
+      </w:r>
+      <w:r>
+        <w:rPr>
+          <w:rFonts w:ascii="Times New Roman" w:hAnsi="Times New Roman" w:cs="Times New Roman"/>
+        </w:rPr>
+        <w:t xml:space="preserve">attempted to hang on to his two children and swim to shore, but he could not. </w:t>
       </w:r>
       <w:r>
         <w:rPr>
@@ -812,7 +824,19 @@
         <w:rPr>
           <w:rFonts w:ascii="Times New Roman" w:hAnsi="Times New Roman" w:cs="Times New Roman"/>
         </w:rPr>
-        <w:t xml:space="preserve">R’ </w:t>
+        <w:t>R</w:t>
+      </w:r>
+      <w:r>
+        <w:rPr>
+          <w:rFonts w:ascii="Times New Roman" w:hAnsi="Times New Roman" w:cs="Times New Roman"/>
+        </w:rPr>
+        <w:t>’</w:t>
+      </w:r>
+      <w:r>
+        <w:rPr>
+          <w:rFonts w:ascii="Times New Roman" w:hAnsi="Times New Roman" w:cs="Times New Roman"/>
+        </w:rPr>
+        <w:t xml:space="preserve"> </w:t>
       </w:r>
       <w:r>
         <w:rPr>
@@ -854,7 +878,13 @@
         <w:rPr>
           <w:rFonts w:ascii="Times New Roman" w:hAnsi="Times New Roman" w:cs="Times New Roman"/>
         </w:rPr>
-        <w:t xml:space="preserve"> R’</w:t>
+        <w:t xml:space="preserve"> R</w:t>
+      </w:r>
+      <w:r>
+        <w:rPr>
+          <w:rFonts w:ascii="Times New Roman" w:hAnsi="Times New Roman" w:cs="Times New Roman"/>
+        </w:rPr>
+        <w:t>’</w:t>
       </w:r>
       <w:r>
         <w:rPr>
